--- a/NguyenHoVietKhoa_Lab2.docx
+++ b/NguyenHoVietKhoa_Lab2.docx
@@ -34,6 +34,7 @@
         <w:rPr>
           <w:rFonts w:ascii="Times New Roman" w:hAnsi="Times New Roman" w:cs="Times New Roman"/>
           <w:b/>
+          <w:noProof/>
           <w:sz w:val="26"/>
           <w:szCs w:val="26"/>
         </w:rPr>
@@ -90,40 +91,23 @@
           <w:sz w:val="26"/>
           <w:szCs w:val="26"/>
         </w:rPr>
-        <w:t>Singleton –</w:t>
-      </w:r>
-      <w:r>
-        <w:rPr>
-          <w:rFonts w:ascii="Times New Roman" w:hAnsi="Times New Roman" w:cs="Times New Roman"/>
-          <w:b/>
-          <w:sz w:val="26"/>
-          <w:szCs w:val="26"/>
-        </w:rPr>
-        <w:t xml:space="preserve"> Lazy </w:t>
-      </w:r>
-      <w:r>
-        <w:rPr>
-          <w:rFonts w:ascii="Times New Roman" w:hAnsi="Times New Roman" w:cs="Times New Roman"/>
-          <w:b/>
-          <w:sz w:val="26"/>
-          <w:szCs w:val="26"/>
-        </w:rPr>
-        <w:t>Initialization</w:t>
-      </w:r>
-    </w:p>
-    <w:p>
-      <w:pPr>
-        <w:rPr>
-          <w:rFonts w:ascii="Times New Roman" w:hAnsi="Times New Roman" w:cs="Times New Roman"/>
-          <w:b/>
-          <w:sz w:val="26"/>
-          <w:szCs w:val="26"/>
-        </w:rPr>
-      </w:pPr>
-      <w:r>
-        <w:rPr>
-          <w:rFonts w:ascii="Times New Roman" w:hAnsi="Times New Roman" w:cs="Times New Roman"/>
-          <w:b/>
+        <w:t>Singleton – Lazy Initialization</w:t>
+      </w:r>
+    </w:p>
+    <w:p>
+      <w:pPr>
+        <w:rPr>
+          <w:rFonts w:ascii="Times New Roman" w:hAnsi="Times New Roman" w:cs="Times New Roman"/>
+          <w:b/>
+          <w:sz w:val="26"/>
+          <w:szCs w:val="26"/>
+        </w:rPr>
+      </w:pPr>
+      <w:r>
+        <w:rPr>
+          <w:rFonts w:ascii="Times New Roman" w:hAnsi="Times New Roman" w:cs="Times New Roman"/>
+          <w:b/>
+          <w:noProof/>
           <w:sz w:val="26"/>
           <w:szCs w:val="26"/>
         </w:rPr>
@@ -180,31 +164,23 @@
           <w:sz w:val="26"/>
           <w:szCs w:val="26"/>
         </w:rPr>
-        <w:t>Singleton –</w:t>
-      </w:r>
-      <w:r>
-        <w:rPr>
-          <w:rFonts w:ascii="Times New Roman" w:hAnsi="Times New Roman" w:cs="Times New Roman"/>
-          <w:b/>
-          <w:sz w:val="26"/>
-          <w:szCs w:val="26"/>
-        </w:rPr>
-        <w:t xml:space="preserve"> Thread Safe</w:t>
-      </w:r>
-    </w:p>
-    <w:p>
-      <w:pPr>
-        <w:rPr>
-          <w:rFonts w:ascii="Times New Roman" w:hAnsi="Times New Roman" w:cs="Times New Roman"/>
-          <w:b/>
-          <w:sz w:val="26"/>
-          <w:szCs w:val="26"/>
-        </w:rPr>
-      </w:pPr>
-      <w:r>
-        <w:rPr>
-          <w:rFonts w:ascii="Times New Roman" w:hAnsi="Times New Roman" w:cs="Times New Roman"/>
-          <w:b/>
+        <w:t>Singleton – Thread Safe</w:t>
+      </w:r>
+    </w:p>
+    <w:p>
+      <w:pPr>
+        <w:rPr>
+          <w:rFonts w:ascii="Times New Roman" w:hAnsi="Times New Roman" w:cs="Times New Roman"/>
+          <w:b/>
+          <w:sz w:val="26"/>
+          <w:szCs w:val="26"/>
+        </w:rPr>
+      </w:pPr>
+      <w:r>
+        <w:rPr>
+          <w:rFonts w:ascii="Times New Roman" w:hAnsi="Times New Roman" w:cs="Times New Roman"/>
+          <w:b/>
+          <w:noProof/>
           <w:sz w:val="26"/>
           <w:szCs w:val="26"/>
         </w:rPr>
@@ -262,31 +238,23 @@
           <w:sz w:val="26"/>
           <w:szCs w:val="26"/>
         </w:rPr>
-        <w:t>Singleton – Thread Safe</w:t>
-      </w:r>
-      <w:r>
-        <w:rPr>
-          <w:rFonts w:ascii="Times New Roman" w:hAnsi="Times New Roman" w:cs="Times New Roman"/>
-          <w:b/>
-          <w:sz w:val="26"/>
-          <w:szCs w:val="26"/>
-        </w:rPr>
-        <w:t xml:space="preserve"> – Check Locking</w:t>
-      </w:r>
-    </w:p>
-    <w:p>
-      <w:pPr>
-        <w:rPr>
-          <w:rFonts w:ascii="Times New Roman" w:hAnsi="Times New Roman" w:cs="Times New Roman"/>
-          <w:b/>
-          <w:sz w:val="26"/>
-          <w:szCs w:val="26"/>
-        </w:rPr>
-      </w:pPr>
-      <w:r>
-        <w:rPr>
-          <w:rFonts w:ascii="Times New Roman" w:hAnsi="Times New Roman" w:cs="Times New Roman"/>
-          <w:b/>
+        <w:t>Singleton – Thread Safe – Check Locking</w:t>
+      </w:r>
+    </w:p>
+    <w:p>
+      <w:pPr>
+        <w:rPr>
+          <w:rFonts w:ascii="Times New Roman" w:hAnsi="Times New Roman" w:cs="Times New Roman"/>
+          <w:b/>
+          <w:sz w:val="26"/>
+          <w:szCs w:val="26"/>
+        </w:rPr>
+      </w:pPr>
+      <w:r>
+        <w:rPr>
+          <w:rFonts w:ascii="Times New Roman" w:hAnsi="Times New Roman" w:cs="Times New Roman"/>
+          <w:b/>
+          <w:noProof/>
           <w:sz w:val="26"/>
           <w:szCs w:val="26"/>
         </w:rPr>
@@ -343,31 +311,23 @@
           <w:sz w:val="26"/>
           <w:szCs w:val="26"/>
         </w:rPr>
-        <w:t xml:space="preserve">Singleton – </w:t>
-      </w:r>
-      <w:r>
-        <w:rPr>
-          <w:rFonts w:ascii="Times New Roman" w:hAnsi="Times New Roman" w:cs="Times New Roman"/>
-          <w:b/>
-          <w:sz w:val="26"/>
-          <w:szCs w:val="26"/>
-        </w:rPr>
-        <w:t>Bill Pugh</w:t>
-      </w:r>
-    </w:p>
-    <w:p>
-      <w:pPr>
-        <w:rPr>
-          <w:rFonts w:ascii="Times New Roman" w:hAnsi="Times New Roman" w:cs="Times New Roman"/>
-          <w:b/>
-          <w:sz w:val="26"/>
-          <w:szCs w:val="26"/>
-        </w:rPr>
-      </w:pPr>
-      <w:r>
-        <w:rPr>
-          <w:rFonts w:ascii="Times New Roman" w:hAnsi="Times New Roman" w:cs="Times New Roman"/>
-          <w:b/>
+        <w:t>Singleton – Bill Pugh</w:t>
+      </w:r>
+    </w:p>
+    <w:p>
+      <w:pPr>
+        <w:rPr>
+          <w:rFonts w:ascii="Times New Roman" w:hAnsi="Times New Roman" w:cs="Times New Roman"/>
+          <w:b/>
+          <w:sz w:val="26"/>
+          <w:szCs w:val="26"/>
+        </w:rPr>
+      </w:pPr>
+      <w:r>
+        <w:rPr>
+          <w:rFonts w:ascii="Times New Roman" w:hAnsi="Times New Roman" w:cs="Times New Roman"/>
+          <w:b/>
+          <w:noProof/>
           <w:sz w:val="26"/>
           <w:szCs w:val="26"/>
         </w:rPr>
@@ -425,31 +385,23 @@
           <w:sz w:val="26"/>
           <w:szCs w:val="26"/>
         </w:rPr>
-        <w:t xml:space="preserve">Singleton – </w:t>
-      </w:r>
-      <w:r>
-        <w:rPr>
-          <w:rFonts w:ascii="Times New Roman" w:hAnsi="Times New Roman" w:cs="Times New Roman"/>
-          <w:b/>
-          <w:sz w:val="26"/>
-          <w:szCs w:val="26"/>
-        </w:rPr>
-        <w:t>Serializable</w:t>
-      </w:r>
-    </w:p>
-    <w:p>
-      <w:pPr>
-        <w:rPr>
-          <w:rFonts w:ascii="Times New Roman" w:hAnsi="Times New Roman" w:cs="Times New Roman"/>
-          <w:b/>
-          <w:sz w:val="26"/>
-          <w:szCs w:val="26"/>
-        </w:rPr>
-      </w:pPr>
-      <w:r>
-        <w:rPr>
-          <w:rFonts w:ascii="Times New Roman" w:hAnsi="Times New Roman" w:cs="Times New Roman"/>
-          <w:b/>
+        <w:t>Singleton – Serializable</w:t>
+      </w:r>
+    </w:p>
+    <w:p>
+      <w:pPr>
+        <w:rPr>
+          <w:rFonts w:ascii="Times New Roman" w:hAnsi="Times New Roman" w:cs="Times New Roman"/>
+          <w:b/>
+          <w:sz w:val="26"/>
+          <w:szCs w:val="26"/>
+        </w:rPr>
+      </w:pPr>
+      <w:r>
+        <w:rPr>
+          <w:rFonts w:ascii="Times New Roman" w:hAnsi="Times New Roman" w:cs="Times New Roman"/>
+          <w:b/>
+          <w:noProof/>
           <w:sz w:val="26"/>
           <w:szCs w:val="26"/>
         </w:rPr>
@@ -499,7 +451,142 @@
           <w:szCs w:val="26"/>
         </w:rPr>
       </w:pPr>
+      <w:r>
+        <w:rPr>
+          <w:rFonts w:ascii="Times New Roman" w:hAnsi="Times New Roman" w:cs="Times New Roman"/>
+          <w:b/>
+          <w:sz w:val="26"/>
+          <w:szCs w:val="26"/>
+        </w:rPr>
+        <w:t xml:space="preserve">Singleton – Enum </w:t>
+      </w:r>
+    </w:p>
+    <w:p>
+      <w:pPr>
+        <w:rPr>
+          <w:rFonts w:ascii="Times New Roman" w:hAnsi="Times New Roman" w:cs="Times New Roman"/>
+          <w:b/>
+          <w:sz w:val="26"/>
+          <w:szCs w:val="26"/>
+        </w:rPr>
+      </w:pPr>
+      <w:r>
+        <w:rPr>
+          <w:rFonts w:ascii="Times New Roman" w:hAnsi="Times New Roman" w:cs="Times New Roman"/>
+          <w:b/>
+          <w:sz w:val="26"/>
+          <w:szCs w:val="26"/>
+        </w:rPr>
+        <w:lastRenderedPageBreak/>
+        <w:drawing>
+          <wp:inline distT="0" distB="0" distL="0" distR="0" wp14:anchorId="5529D8BD" wp14:editId="0A80B8A6">
+            <wp:extent cx="5943600" cy="3343275"/>
+            <wp:effectExtent l="0" t="0" r="0" b="9525"/>
+            <wp:docPr id="7" name="Picture 7"/>
+            <wp:cNvGraphicFramePr>
+              <a:graphicFrameLocks xmlns:a="http://schemas.openxmlformats.org/drawingml/2006/main" noChangeAspect="1"/>
+            </wp:cNvGraphicFramePr>
+            <a:graphic xmlns:a="http://schemas.openxmlformats.org/drawingml/2006/main">
+              <a:graphicData uri="http://schemas.openxmlformats.org/drawingml/2006/picture">
+                <pic:pic xmlns:pic="http://schemas.openxmlformats.org/drawingml/2006/picture">
+                  <pic:nvPicPr>
+                    <pic:cNvPr id="1" name=""/>
+                    <pic:cNvPicPr/>
+                  </pic:nvPicPr>
+                  <pic:blipFill>
+                    <a:blip r:embed="rId10"/>
+                    <a:stretch>
+                      <a:fillRect/>
+                    </a:stretch>
+                  </pic:blipFill>
+                  <pic:spPr>
+                    <a:xfrm>
+                      <a:off x="0" y="0"/>
+                      <a:ext cx="5943600" cy="3343275"/>
+                    </a:xfrm>
+                    <a:prstGeom prst="rect">
+                      <a:avLst/>
+                    </a:prstGeom>
+                  </pic:spPr>
+                </pic:pic>
+              </a:graphicData>
+            </a:graphic>
+          </wp:inline>
+        </w:drawing>
+      </w:r>
+    </w:p>
+    <w:p>
+      <w:pPr>
+        <w:rPr>
+          <w:rFonts w:ascii="Times New Roman" w:hAnsi="Times New Roman" w:cs="Times New Roman"/>
+          <w:b/>
+          <w:sz w:val="26"/>
+          <w:szCs w:val="26"/>
+        </w:rPr>
+      </w:pPr>
+      <w:r>
+        <w:rPr>
+          <w:rFonts w:ascii="Times New Roman" w:hAnsi="Times New Roman" w:cs="Times New Roman"/>
+          <w:b/>
+          <w:sz w:val="26"/>
+          <w:szCs w:val="26"/>
+        </w:rPr>
+        <w:t>Factory Method</w:t>
+      </w:r>
+    </w:p>
+    <w:p>
+      <w:pPr>
+        <w:rPr>
+          <w:rFonts w:ascii="Times New Roman" w:hAnsi="Times New Roman" w:cs="Times New Roman"/>
+          <w:b/>
+          <w:sz w:val="26"/>
+          <w:szCs w:val="26"/>
+        </w:rPr>
+      </w:pPr>
       <w:bookmarkStart w:id="0" w:name="_GoBack"/>
+      <w:r>
+        <w:rPr>
+          <w:rFonts w:ascii="Times New Roman" w:hAnsi="Times New Roman" w:cs="Times New Roman"/>
+          <w:b/>
+          <w:sz w:val="26"/>
+          <w:szCs w:val="26"/>
+        </w:rPr>
+        <w:drawing>
+          <wp:inline distT="0" distB="0" distL="0" distR="0" wp14:anchorId="78A95447" wp14:editId="494BA9AA">
+            <wp:extent cx="5943600" cy="3355975"/>
+            <wp:effectExtent l="0" t="0" r="0" b="0"/>
+            <wp:docPr id="8" name="Picture 8"/>
+            <wp:cNvGraphicFramePr>
+              <a:graphicFrameLocks xmlns:a="http://schemas.openxmlformats.org/drawingml/2006/main" noChangeAspect="1"/>
+            </wp:cNvGraphicFramePr>
+            <a:graphic xmlns:a="http://schemas.openxmlformats.org/drawingml/2006/main">
+              <a:graphicData uri="http://schemas.openxmlformats.org/drawingml/2006/picture">
+                <pic:pic xmlns:pic="http://schemas.openxmlformats.org/drawingml/2006/picture">
+                  <pic:nvPicPr>
+                    <pic:cNvPr id="1" name=""/>
+                    <pic:cNvPicPr/>
+                  </pic:nvPicPr>
+                  <pic:blipFill>
+                    <a:blip r:embed="rId11"/>
+                    <a:stretch>
+                      <a:fillRect/>
+                    </a:stretch>
+                  </pic:blipFill>
+                  <pic:spPr>
+                    <a:xfrm>
+                      <a:off x="0" y="0"/>
+                      <a:ext cx="5943600" cy="3355975"/>
+                    </a:xfrm>
+                    <a:prstGeom prst="rect">
+                      <a:avLst/>
+                    </a:prstGeom>
+                  </pic:spPr>
+                </pic:pic>
+              </a:graphicData>
+            </a:graphic>
+          </wp:inline>
+        </w:drawing>
+      </w:r>
       <w:bookmarkEnd w:id="0"/>
     </w:p>
     <w:p>

--- a/NguyenHoVietKhoa_Lab2.docx
+++ b/NguyenHoVietKhoa_Lab2.docx
@@ -474,6 +474,7 @@
         <w:rPr>
           <w:rFonts w:ascii="Times New Roman" w:hAnsi="Times New Roman" w:cs="Times New Roman"/>
           <w:b/>
+          <w:noProof/>
           <w:sz w:val="26"/>
           <w:szCs w:val="26"/>
         </w:rPr>
@@ -543,11 +544,11 @@
           <w:szCs w:val="26"/>
         </w:rPr>
       </w:pPr>
-      <w:bookmarkStart w:id="0" w:name="_GoBack"/>
-      <w:r>
-        <w:rPr>
-          <w:rFonts w:ascii="Times New Roman" w:hAnsi="Times New Roman" w:cs="Times New Roman"/>
-          <w:b/>
+      <w:r>
+        <w:rPr>
+          <w:rFonts w:ascii="Times New Roman" w:hAnsi="Times New Roman" w:cs="Times New Roman"/>
+          <w:b/>
+          <w:noProof/>
           <w:sz w:val="26"/>
           <w:szCs w:val="26"/>
         </w:rPr>
@@ -587,17 +588,147 @@
           </wp:inline>
         </w:drawing>
       </w:r>
+    </w:p>
+    <w:p>
+      <w:pPr>
+        <w:rPr>
+          <w:rFonts w:ascii="Times New Roman" w:hAnsi="Times New Roman" w:cs="Times New Roman"/>
+          <w:b/>
+          <w:sz w:val="26"/>
+          <w:szCs w:val="26"/>
+        </w:rPr>
+      </w:pPr>
+    </w:p>
+    <w:p>
+      <w:pPr>
+        <w:rPr>
+          <w:rFonts w:ascii="Times New Roman" w:hAnsi="Times New Roman" w:cs="Times New Roman"/>
+          <w:b/>
+          <w:sz w:val="26"/>
+          <w:szCs w:val="26"/>
+        </w:rPr>
+      </w:pPr>
+    </w:p>
+    <w:p>
+      <w:pPr>
+        <w:rPr>
+          <w:rFonts w:ascii="Times New Roman" w:hAnsi="Times New Roman" w:cs="Times New Roman"/>
+          <w:b/>
+          <w:sz w:val="26"/>
+          <w:szCs w:val="26"/>
+        </w:rPr>
+      </w:pPr>
+    </w:p>
+    <w:p>
+      <w:pPr>
+        <w:rPr>
+          <w:rFonts w:ascii="Times New Roman" w:hAnsi="Times New Roman" w:cs="Times New Roman"/>
+          <w:b/>
+          <w:sz w:val="26"/>
+          <w:szCs w:val="26"/>
+        </w:rPr>
+      </w:pPr>
+      <w:r>
+        <w:rPr>
+          <w:rFonts w:ascii="Times New Roman" w:hAnsi="Times New Roman" w:cs="Times New Roman"/>
+          <w:b/>
+          <w:sz w:val="26"/>
+          <w:szCs w:val="26"/>
+        </w:rPr>
+        <w:lastRenderedPageBreak/>
+        <w:t>State, Strategy, Decorator Pattern</w:t>
+      </w:r>
+    </w:p>
+    <w:p>
+      <w:pPr>
+        <w:rPr>
+          <w:rFonts w:ascii="Times New Roman" w:hAnsi="Times New Roman" w:cs="Times New Roman"/>
+          <w:b/>
+          <w:sz w:val="26"/>
+          <w:szCs w:val="26"/>
+        </w:rPr>
+      </w:pPr>
+      <w:r>
+        <w:rPr>
+          <w:rFonts w:ascii="Times New Roman" w:hAnsi="Times New Roman" w:cs="Times New Roman"/>
+          <w:b/>
+          <w:sz w:val="26"/>
+          <w:szCs w:val="26"/>
+        </w:rPr>
+        <w:t xml:space="preserve">Bài 1: </w:t>
+      </w:r>
+    </w:p>
+    <w:p>
+      <w:pPr>
+        <w:rPr>
+          <w:rFonts w:ascii="Times New Roman" w:hAnsi="Times New Roman" w:cs="Times New Roman"/>
+          <w:b/>
+          <w:sz w:val="26"/>
+          <w:szCs w:val="26"/>
+        </w:rPr>
+      </w:pPr>
+      <w:r>
+        <w:rPr>
+          <w:rFonts w:ascii="Times New Roman" w:hAnsi="Times New Roman" w:cs="Times New Roman"/>
+          <w:b/>
+          <w:noProof/>
+          <w:sz w:val="26"/>
+          <w:szCs w:val="26"/>
+        </w:rPr>
+        <w:drawing>
+          <wp:inline distT="0" distB="0" distL="0" distR="0">
+            <wp:extent cx="6038850" cy="2476500"/>
+            <wp:effectExtent l="0" t="0" r="0" b="0"/>
+            <wp:docPr id="9" name="Picture 9"/>
+            <wp:cNvGraphicFramePr>
+              <a:graphicFrameLocks xmlns:a="http://schemas.openxmlformats.org/drawingml/2006/main" noChangeAspect="1"/>
+            </wp:cNvGraphicFramePr>
+            <a:graphic xmlns:a="http://schemas.openxmlformats.org/drawingml/2006/main">
+              <a:graphicData uri="http://schemas.openxmlformats.org/drawingml/2006/picture">
+                <pic:pic xmlns:pic="http://schemas.openxmlformats.org/drawingml/2006/picture">
+                  <pic:nvPicPr>
+                    <pic:cNvPr id="9" name="StatePattern.png"/>
+                    <pic:cNvPicPr/>
+                  </pic:nvPicPr>
+                  <pic:blipFill>
+                    <a:blip r:embed="rId12">
+                      <a:extLst>
+                        <a:ext uri="{28A0092B-C50C-407E-A947-70E740481C1C}">
+                          <a14:useLocalDpi xmlns:a14="http://schemas.microsoft.com/office/drawing/2010/main" val="0"/>
+                        </a:ext>
+                      </a:extLst>
+                    </a:blip>
+                    <a:stretch>
+                      <a:fillRect/>
+                    </a:stretch>
+                  </pic:blipFill>
+                  <pic:spPr>
+                    <a:xfrm>
+                      <a:off x="0" y="0"/>
+                      <a:ext cx="6038850" cy="2476500"/>
+                    </a:xfrm>
+                    <a:prstGeom prst="rect">
+                      <a:avLst/>
+                    </a:prstGeom>
+                  </pic:spPr>
+                </pic:pic>
+              </a:graphicData>
+            </a:graphic>
+          </wp:inline>
+        </w:drawing>
+      </w:r>
+    </w:p>
+    <w:p>
+      <w:pPr>
+        <w:rPr>
+          <w:rFonts w:ascii="Times New Roman" w:hAnsi="Times New Roman" w:cs="Times New Roman"/>
+          <w:b/>
+          <w:sz w:val="26"/>
+          <w:szCs w:val="26"/>
+        </w:rPr>
+      </w:pPr>
+      <w:bookmarkStart w:id="0" w:name="_GoBack"/>
       <w:bookmarkEnd w:id="0"/>
-    </w:p>
-    <w:p>
-      <w:pPr>
-        <w:rPr>
-          <w:rFonts w:ascii="Times New Roman" w:hAnsi="Times New Roman" w:cs="Times New Roman"/>
-          <w:b/>
-          <w:sz w:val="26"/>
-          <w:szCs w:val="26"/>
-        </w:rPr>
-      </w:pPr>
     </w:p>
     <w:p>
       <w:pPr>

--- a/NguyenHoVietKhoa_Lab2.docx
+++ b/NguyenHoVietKhoa_Lab2.docx
@@ -728,7 +728,77 @@
         </w:rPr>
       </w:pPr>
       <w:bookmarkStart w:id="0" w:name="_GoBack"/>
+      <w:r>
+        <w:rPr>
+          <w:rFonts w:ascii="Times New Roman" w:hAnsi="Times New Roman" w:cs="Times New Roman"/>
+          <w:b/>
+          <w:noProof/>
+          <w:sz w:val="26"/>
+          <w:szCs w:val="26"/>
+        </w:rPr>
+        <w:drawing>
+          <wp:inline distT="0" distB="0" distL="0" distR="0">
+            <wp:extent cx="3829050" cy="4829175"/>
+            <wp:effectExtent l="0" t="0" r="0" b="9525"/>
+            <wp:docPr id="10" name="Picture 10"/>
+            <wp:cNvGraphicFramePr>
+              <a:graphicFrameLocks xmlns:a="http://schemas.openxmlformats.org/drawingml/2006/main" noChangeAspect="1"/>
+            </wp:cNvGraphicFramePr>
+            <a:graphic xmlns:a="http://schemas.openxmlformats.org/drawingml/2006/main">
+              <a:graphicData uri="http://schemas.openxmlformats.org/drawingml/2006/picture">
+                <pic:pic xmlns:pic="http://schemas.openxmlformats.org/drawingml/2006/picture">
+                  <pic:nvPicPr>
+                    <pic:cNvPr id="10" name="StrategyPattern.png"/>
+                    <pic:cNvPicPr/>
+                  </pic:nvPicPr>
+                  <pic:blipFill>
+                    <a:blip r:embed="rId13">
+                      <a:extLst>
+                        <a:ext uri="{28A0092B-C50C-407E-A947-70E740481C1C}">
+                          <a14:useLocalDpi xmlns:a14="http://schemas.microsoft.com/office/drawing/2010/main" val="0"/>
+                        </a:ext>
+                      </a:extLst>
+                    </a:blip>
+                    <a:stretch>
+                      <a:fillRect/>
+                    </a:stretch>
+                  </pic:blipFill>
+                  <pic:spPr>
+                    <a:xfrm>
+                      <a:off x="0" y="0"/>
+                      <a:ext cx="3829050" cy="4829175"/>
+                    </a:xfrm>
+                    <a:prstGeom prst="rect">
+                      <a:avLst/>
+                    </a:prstGeom>
+                  </pic:spPr>
+                </pic:pic>
+              </a:graphicData>
+            </a:graphic>
+          </wp:inline>
+        </w:drawing>
+      </w:r>
       <w:bookmarkEnd w:id="0"/>
+    </w:p>
+    <w:p>
+      <w:pPr>
+        <w:rPr>
+          <w:rFonts w:ascii="Times New Roman" w:hAnsi="Times New Roman" w:cs="Times New Roman"/>
+          <w:b/>
+          <w:sz w:val="26"/>
+          <w:szCs w:val="26"/>
+        </w:rPr>
+      </w:pPr>
+    </w:p>
+    <w:p>
+      <w:pPr>
+        <w:rPr>
+          <w:rFonts w:ascii="Times New Roman" w:hAnsi="Times New Roman" w:cs="Times New Roman"/>
+          <w:b/>
+          <w:sz w:val="26"/>
+          <w:szCs w:val="26"/>
+        </w:rPr>
+      </w:pPr>
     </w:p>
     <w:p>
       <w:pPr>

--- a/NguyenHoVietKhoa_Lab2.docx
+++ b/NguyenHoVietKhoa_Lab2.docx
@@ -727,7 +727,6 @@
           <w:szCs w:val="26"/>
         </w:rPr>
       </w:pPr>
-      <w:bookmarkStart w:id="0" w:name="_GoBack"/>
       <w:r>
         <w:rPr>
           <w:rFonts w:ascii="Times New Roman" w:hAnsi="Times New Roman" w:cs="Times New Roman"/>
@@ -778,17 +777,69 @@
           </wp:inline>
         </w:drawing>
       </w:r>
+    </w:p>
+    <w:p>
+      <w:pPr>
+        <w:rPr>
+          <w:rFonts w:ascii="Times New Roman" w:hAnsi="Times New Roman" w:cs="Times New Roman"/>
+          <w:b/>
+          <w:sz w:val="26"/>
+          <w:szCs w:val="26"/>
+        </w:rPr>
+      </w:pPr>
+      <w:bookmarkStart w:id="0" w:name="_GoBack"/>
+      <w:r>
+        <w:rPr>
+          <w:rFonts w:ascii="Times New Roman" w:hAnsi="Times New Roman" w:cs="Times New Roman"/>
+          <w:b/>
+          <w:noProof/>
+          <w:sz w:val="26"/>
+          <w:szCs w:val="26"/>
+        </w:rPr>
+        <w:lastRenderedPageBreak/>
+        <w:drawing>
+          <wp:inline distT="0" distB="0" distL="0" distR="0">
+            <wp:extent cx="5943600" cy="4156075"/>
+            <wp:effectExtent l="0" t="0" r="0" b="0"/>
+            <wp:docPr id="11" name="Picture 11"/>
+            <wp:cNvGraphicFramePr>
+              <a:graphicFrameLocks xmlns:a="http://schemas.openxmlformats.org/drawingml/2006/main" noChangeAspect="1"/>
+            </wp:cNvGraphicFramePr>
+            <a:graphic xmlns:a="http://schemas.openxmlformats.org/drawingml/2006/main">
+              <a:graphicData uri="http://schemas.openxmlformats.org/drawingml/2006/picture">
+                <pic:pic xmlns:pic="http://schemas.openxmlformats.org/drawingml/2006/picture">
+                  <pic:nvPicPr>
+                    <pic:cNvPr id="11" name="DecoratorPattern.png"/>
+                    <pic:cNvPicPr/>
+                  </pic:nvPicPr>
+                  <pic:blipFill>
+                    <a:blip r:embed="rId14">
+                      <a:extLst>
+                        <a:ext uri="{28A0092B-C50C-407E-A947-70E740481C1C}">
+                          <a14:useLocalDpi xmlns:a14="http://schemas.microsoft.com/office/drawing/2010/main" val="0"/>
+                        </a:ext>
+                      </a:extLst>
+                    </a:blip>
+                    <a:stretch>
+                      <a:fillRect/>
+                    </a:stretch>
+                  </pic:blipFill>
+                  <pic:spPr>
+                    <a:xfrm>
+                      <a:off x="0" y="0"/>
+                      <a:ext cx="5943600" cy="4156075"/>
+                    </a:xfrm>
+                    <a:prstGeom prst="rect">
+                      <a:avLst/>
+                    </a:prstGeom>
+                  </pic:spPr>
+                </pic:pic>
+              </a:graphicData>
+            </a:graphic>
+          </wp:inline>
+        </w:drawing>
+      </w:r>
       <w:bookmarkEnd w:id="0"/>
-    </w:p>
-    <w:p>
-      <w:pPr>
-        <w:rPr>
-          <w:rFonts w:ascii="Times New Roman" w:hAnsi="Times New Roman" w:cs="Times New Roman"/>
-          <w:b/>
-          <w:sz w:val="26"/>
-          <w:szCs w:val="26"/>
-        </w:rPr>
-      </w:pPr>
     </w:p>
     <w:p>
       <w:pPr>

--- a/NguyenHoVietKhoa_Lab2.docx
+++ b/NguyenHoVietKhoa_Lab2.docx
@@ -1,6 +1,6 @@
 
 <file path=word/document.xml><?xml version="1.0" encoding="utf-8"?>
-<w:document xmlns:wpc="http://schemas.microsoft.com/office/word/2010/wordprocessingCanvas" xmlns:mc="http://schemas.openxmlformats.org/markup-compatibility/2006" xmlns:o="urn:schemas-microsoft-com:office:office" xmlns:r="http://schemas.openxmlformats.org/officeDocument/2006/relationships" xmlns:m="http://schemas.openxmlformats.org/officeDocument/2006/math" xmlns:v="urn:schemas-microsoft-com:vml" xmlns:wp14="http://schemas.microsoft.com/office/word/2010/wordprocessingDrawing" xmlns:wp="http://schemas.openxmlformats.org/drawingml/2006/wordprocessingDrawing" xmlns:w10="urn:schemas-microsoft-com:office:word" xmlns:w="http://schemas.openxmlformats.org/wordprocessingml/2006/main" xmlns:w14="http://schemas.microsoft.com/office/word/2010/wordml" xmlns:w15="http://schemas.microsoft.com/office/word/2012/wordml" xmlns:wpg="http://schemas.microsoft.com/office/word/2010/wordprocessingGroup" xmlns:wpi="http://schemas.microsoft.com/office/word/2010/wordprocessingInk" xmlns:wne="http://schemas.microsoft.com/office/word/2006/wordml" xmlns:wps="http://schemas.microsoft.com/office/word/2010/wordprocessingShape" mc:Ignorable="w14 w15 wp14">
+<w:document xmlns:wpc="http://schemas.microsoft.com/office/word/2010/wordprocessingCanvas" xmlns:cx="http://schemas.microsoft.com/office/drawing/2014/chartex" xmlns:cx1="http://schemas.microsoft.com/office/drawing/2015/9/8/chartex" xmlns:cx2="http://schemas.microsoft.com/office/drawing/2015/10/21/chartex" xmlns:cx3="http://schemas.microsoft.com/office/drawing/2016/5/9/chartex" xmlns:cx4="http://schemas.microsoft.com/office/drawing/2016/5/10/chartex" xmlns:cx5="http://schemas.microsoft.com/office/drawing/2016/5/11/chartex" xmlns:cx6="http://schemas.microsoft.com/office/drawing/2016/5/12/chartex" xmlns:cx7="http://schemas.microsoft.com/office/drawing/2016/5/13/chartex" xmlns:cx8="http://schemas.microsoft.com/office/drawing/2016/5/14/chartex" xmlns:mc="http://schemas.openxmlformats.org/markup-compatibility/2006" xmlns:aink="http://schemas.microsoft.com/office/drawing/2016/ink" xmlns:am3d="http://schemas.microsoft.com/office/drawing/2017/model3d" xmlns:o="urn:schemas-microsoft-com:office:office" xmlns:oel="http://schemas.microsoft.com/office/2019/extlst" xmlns:r="http://schemas.openxmlformats.org/officeDocument/2006/relationships" xmlns:m="http://schemas.openxmlformats.org/officeDocument/2006/math" xmlns:v="urn:schemas-microsoft-com:vml" xmlns:wp14="http://schemas.microsoft.com/office/word/2010/wordprocessingDrawing" xmlns:wp="http://schemas.openxmlformats.org/drawingml/2006/wordprocessingDrawing" xmlns:w10="urn:schemas-microsoft-com:office:word" xmlns:w="http://schemas.openxmlformats.org/wordprocessingml/2006/main" xmlns:w14="http://schemas.microsoft.com/office/word/2010/wordml" xmlns:w15="http://schemas.microsoft.com/office/word/2012/wordml" xmlns:w16cex="http://schemas.microsoft.com/office/word/2018/wordml/cex" xmlns:w16cid="http://schemas.microsoft.com/office/word/2016/wordml/cid" xmlns:w16="http://schemas.microsoft.com/office/word/2018/wordml" xmlns:w16du="http://schemas.microsoft.com/office/word/2023/wordml/word16du" xmlns:w16sdtdh="http://schemas.microsoft.com/office/word/2020/wordml/sdtdatahash" xmlns:w16sdtfl="http://schemas.microsoft.com/office/word/2024/wordml/sdtformatlock" xmlns:w16se="http://schemas.microsoft.com/office/word/2015/wordml/symex" xmlns:wpg="http://schemas.microsoft.com/office/word/2010/wordprocessingGroup" xmlns:wpi="http://schemas.microsoft.com/office/word/2010/wordprocessingInk" xmlns:wne="http://schemas.microsoft.com/office/word/2006/wordml" xmlns:wps="http://schemas.microsoft.com/office/word/2010/wordprocessingShape" mc:Ignorable="w14 w15 w16se w16cid w16 w16cex w16sdtdh w16sdtfl w16du wp14">
   <w:body>
     <w:p>
       <w:pPr>
@@ -676,7 +676,7 @@
           <w:szCs w:val="26"/>
         </w:rPr>
         <w:drawing>
-          <wp:inline distT="0" distB="0" distL="0" distR="0">
+          <wp:inline distT="0" distB="0" distL="0" distR="0" wp14:anchorId="371CD38F" wp14:editId="67ECF35B">
             <wp:extent cx="6038850" cy="2476500"/>
             <wp:effectExtent l="0" t="0" r="0" b="0"/>
             <wp:docPr id="9" name="Picture 9"/>
@@ -736,7 +736,7 @@
           <w:szCs w:val="26"/>
         </w:rPr>
         <w:drawing>
-          <wp:inline distT="0" distB="0" distL="0" distR="0">
+          <wp:inline distT="0" distB="0" distL="0" distR="0" wp14:anchorId="0840E52B" wp14:editId="3CA466CE">
             <wp:extent cx="3829050" cy="4829175"/>
             <wp:effectExtent l="0" t="0" r="0" b="9525"/>
             <wp:docPr id="10" name="Picture 10"/>
@@ -787,7 +787,6 @@
           <w:szCs w:val="26"/>
         </w:rPr>
       </w:pPr>
-      <w:bookmarkStart w:id="0" w:name="_GoBack"/>
       <w:r>
         <w:rPr>
           <w:rFonts w:ascii="Times New Roman" w:hAnsi="Times New Roman" w:cs="Times New Roman"/>
@@ -798,7 +797,7 @@
         </w:rPr>
         <w:lastRenderedPageBreak/>
         <w:drawing>
-          <wp:inline distT="0" distB="0" distL="0" distR="0">
+          <wp:inline distT="0" distB="0" distL="0" distR="0" wp14:anchorId="0A08D1EB" wp14:editId="0F69D920">
             <wp:extent cx="5943600" cy="4156075"/>
             <wp:effectExtent l="0" t="0" r="0" b="0"/>
             <wp:docPr id="11" name="Picture 11"/>
@@ -839,17 +838,132 @@
           </wp:inline>
         </w:drawing>
       </w:r>
-      <w:bookmarkEnd w:id="0"/>
-    </w:p>
-    <w:p>
-      <w:pPr>
-        <w:rPr>
-          <w:rFonts w:ascii="Times New Roman" w:hAnsi="Times New Roman" w:cs="Times New Roman"/>
-          <w:b/>
-          <w:sz w:val="26"/>
-          <w:szCs w:val="26"/>
-        </w:rPr>
-      </w:pPr>
+    </w:p>
+    <w:p>
+      <w:pPr>
+        <w:rPr>
+          <w:rFonts w:ascii="Times New Roman" w:hAnsi="Times New Roman" w:cs="Times New Roman"/>
+          <w:b/>
+          <w:sz w:val="26"/>
+          <w:szCs w:val="26"/>
+        </w:rPr>
+      </w:pPr>
+    </w:p>
+    <w:p>
+      <w:pPr>
+        <w:rPr>
+          <w:rFonts w:ascii="Times New Roman" w:hAnsi="Times New Roman" w:cs="Times New Roman"/>
+          <w:b/>
+          <w:sz w:val="26"/>
+          <w:szCs w:val="26"/>
+        </w:rPr>
+      </w:pPr>
+    </w:p>
+    <w:p>
+      <w:pPr>
+        <w:rPr>
+          <w:rFonts w:ascii="Times New Roman" w:hAnsi="Times New Roman" w:cs="Times New Roman"/>
+          <w:b/>
+          <w:sz w:val="26"/>
+          <w:szCs w:val="26"/>
+        </w:rPr>
+      </w:pPr>
+      <w:r>
+        <w:rPr>
+          <w:rFonts w:ascii="Times New Roman" w:hAnsi="Times New Roman" w:cs="Times New Roman"/>
+          <w:b/>
+          <w:sz w:val="26"/>
+          <w:szCs w:val="26"/>
+        </w:rPr>
+        <w:t xml:space="preserve">Bài </w:t>
+      </w:r>
+      <w:r>
+        <w:rPr>
+          <w:rFonts w:ascii="Times New Roman" w:hAnsi="Times New Roman" w:cs="Times New Roman"/>
+          <w:b/>
+          <w:sz w:val="26"/>
+          <w:szCs w:val="26"/>
+        </w:rPr>
+        <w:t>2</w:t>
+      </w:r>
+      <w:r>
+        <w:rPr>
+          <w:rFonts w:ascii="Times New Roman" w:hAnsi="Times New Roman" w:cs="Times New Roman"/>
+          <w:b/>
+          <w:sz w:val="26"/>
+          <w:szCs w:val="26"/>
+        </w:rPr>
+        <w:t>:</w:t>
+      </w:r>
+    </w:p>
+    <w:p>
+      <w:pPr>
+        <w:rPr>
+          <w:rFonts w:ascii="Times New Roman" w:hAnsi="Times New Roman" w:cs="Times New Roman"/>
+          <w:b/>
+          <w:sz w:val="26"/>
+          <w:szCs w:val="26"/>
+        </w:rPr>
+      </w:pPr>
+      <w:r>
+        <w:rPr>
+          <w:rFonts w:ascii="Times New Roman" w:hAnsi="Times New Roman" w:cs="Times New Roman"/>
+          <w:b/>
+          <w:noProof/>
+          <w:sz w:val="26"/>
+          <w:szCs w:val="26"/>
+        </w:rPr>
+        <w:drawing>
+          <wp:inline distT="0" distB="0" distL="0" distR="0" wp14:anchorId="07761EE6" wp14:editId="45674710">
+            <wp:extent cx="5943600" cy="3020060"/>
+            <wp:effectExtent l="0" t="0" r="0" b="8890"/>
+            <wp:docPr id="1791598603" name="Picture 1"/>
+            <wp:cNvGraphicFramePr>
+              <a:graphicFrameLocks xmlns:a="http://schemas.openxmlformats.org/drawingml/2006/main" noChangeAspect="1"/>
+            </wp:cNvGraphicFramePr>
+            <a:graphic xmlns:a="http://schemas.openxmlformats.org/drawingml/2006/main">
+              <a:graphicData uri="http://schemas.openxmlformats.org/drawingml/2006/picture">
+                <pic:pic xmlns:pic="http://schemas.openxmlformats.org/drawingml/2006/picture">
+                  <pic:nvPicPr>
+                    <pic:cNvPr id="1791598603" name="Picture 1791598603"/>
+                    <pic:cNvPicPr/>
+                  </pic:nvPicPr>
+                  <pic:blipFill>
+                    <a:blip r:embed="rId15">
+                      <a:extLst>
+                        <a:ext uri="{28A0092B-C50C-407E-A947-70E740481C1C}">
+                          <a14:useLocalDpi xmlns:a14="http://schemas.microsoft.com/office/drawing/2010/main" val="0"/>
+                        </a:ext>
+                      </a:extLst>
+                    </a:blip>
+                    <a:stretch>
+                      <a:fillRect/>
+                    </a:stretch>
+                  </pic:blipFill>
+                  <pic:spPr>
+                    <a:xfrm>
+                      <a:off x="0" y="0"/>
+                      <a:ext cx="5943600" cy="3020060"/>
+                    </a:xfrm>
+                    <a:prstGeom prst="rect">
+                      <a:avLst/>
+                    </a:prstGeom>
+                  </pic:spPr>
+                </pic:pic>
+              </a:graphicData>
+            </a:graphic>
+          </wp:inline>
+        </w:drawing>
+      </w:r>
+      <w:r>
+        <w:rPr>
+          <w:rFonts w:ascii="Times New Roman" w:hAnsi="Times New Roman" w:cs="Times New Roman"/>
+          <w:b/>
+          <w:sz w:val="26"/>
+          <w:szCs w:val="26"/>
+        </w:rPr>
+        <w:t xml:space="preserve"> </w:t>
+      </w:r>
     </w:p>
     <w:p>
       <w:pPr>
@@ -892,7 +1006,7 @@
 </file>
 
 <file path=word/styles.xml><?xml version="1.0" encoding="utf-8"?>
-<w:styles xmlns:mc="http://schemas.openxmlformats.org/markup-compatibility/2006" xmlns:r="http://schemas.openxmlformats.org/officeDocument/2006/relationships" xmlns:w="http://schemas.openxmlformats.org/wordprocessingml/2006/main" xmlns:w14="http://schemas.microsoft.com/office/word/2010/wordml" xmlns:w15="http://schemas.microsoft.com/office/word/2012/wordml" mc:Ignorable="w14 w15">
+<w:styles xmlns:mc="http://schemas.openxmlformats.org/markup-compatibility/2006" xmlns:r="http://schemas.openxmlformats.org/officeDocument/2006/relationships" xmlns:w="http://schemas.openxmlformats.org/wordprocessingml/2006/main" xmlns:w14="http://schemas.microsoft.com/office/word/2010/wordml" xmlns:w15="http://schemas.microsoft.com/office/word/2012/wordml" xmlns:w16cex="http://schemas.microsoft.com/office/word/2018/wordml/cex" xmlns:w16cid="http://schemas.microsoft.com/office/word/2016/wordml/cid" xmlns:w16="http://schemas.microsoft.com/office/word/2018/wordml" xmlns:w16du="http://schemas.microsoft.com/office/word/2023/wordml/word16du" xmlns:w16sdtdh="http://schemas.microsoft.com/office/word/2020/wordml/sdtdatahash" xmlns:w16sdtfl="http://schemas.microsoft.com/office/word/2024/wordml/sdtformatlock" xmlns:w16se="http://schemas.microsoft.com/office/word/2015/wordml/symex" mc:Ignorable="w14 w15 w16se w16cid w16 w16cex w16sdtdh w16sdtfl w16du">
   <w:docDefaults>
     <w:rPrDefault>
       <w:rPr>
@@ -908,7 +1022,7 @@
       </w:pPr>
     </w:pPrDefault>
   </w:docDefaults>
-  <w:latentStyles w:defLockedState="0" w:defUIPriority="99" w:defSemiHidden="0" w:defUnhideWhenUsed="0" w:defQFormat="0" w:count="371">
+  <w:latentStyles w:defLockedState="0" w:defUIPriority="99" w:defSemiHidden="0" w:defUnhideWhenUsed="0" w:defQFormat="0" w:count="376">
     <w:lsdException w:name="Normal" w:uiPriority="0" w:qFormat="1"/>
     <w:lsdException w:name="heading 1" w:uiPriority="9" w:qFormat="1"/>
     <w:lsdException w:name="heading 2" w:semiHidden="1" w:uiPriority="9" w:unhideWhenUsed="1" w:qFormat="1"/>
@@ -1280,6 +1394,11 @@
     <w:lsdException w:name="List Table 5 Dark Accent 6" w:uiPriority="50"/>
     <w:lsdException w:name="List Table 6 Colorful Accent 6" w:uiPriority="51"/>
     <w:lsdException w:name="List Table 7 Colorful Accent 6" w:uiPriority="52"/>
+    <w:lsdException w:name="Mention" w:semiHidden="1" w:unhideWhenUsed="1"/>
+    <w:lsdException w:name="Smart Hyperlink" w:semiHidden="1" w:unhideWhenUsed="1"/>
+    <w:lsdException w:name="Hashtag" w:semiHidden="1" w:unhideWhenUsed="1"/>
+    <w:lsdException w:name="Unresolved Mention" w:semiHidden="1" w:unhideWhenUsed="1"/>
+    <w:lsdException w:name="Smart Link" w:semiHidden="1" w:unhideWhenUsed="1"/>
   </w:latentStyles>
   <w:style w:type="paragraph" w:default="1" w:styleId="Normal">
     <w:name w:val="Normal"/>

--- a/NguyenHoVietKhoa_Lab2.docx
+++ b/NguyenHoVietKhoa_Lab2.docx
@@ -875,34 +875,17 @@
           <w:sz w:val="26"/>
           <w:szCs w:val="26"/>
         </w:rPr>
-        <w:t xml:space="preserve">Bài </w:t>
-      </w:r>
-      <w:r>
-        <w:rPr>
-          <w:rFonts w:ascii="Times New Roman" w:hAnsi="Times New Roman" w:cs="Times New Roman"/>
-          <w:b/>
-          <w:sz w:val="26"/>
-          <w:szCs w:val="26"/>
-        </w:rPr>
-        <w:t>2</w:t>
-      </w:r>
-      <w:r>
-        <w:rPr>
-          <w:rFonts w:ascii="Times New Roman" w:hAnsi="Times New Roman" w:cs="Times New Roman"/>
-          <w:b/>
-          <w:sz w:val="26"/>
-          <w:szCs w:val="26"/>
-        </w:rPr>
-        <w:t>:</w:t>
-      </w:r>
-    </w:p>
-    <w:p>
-      <w:pPr>
-        <w:rPr>
-          <w:rFonts w:ascii="Times New Roman" w:hAnsi="Times New Roman" w:cs="Times New Roman"/>
-          <w:b/>
-          <w:sz w:val="26"/>
-          <w:szCs w:val="26"/>
+        <w:t>Bài 2:</w:t>
+      </w:r>
+    </w:p>
+    <w:p>
+      <w:pPr>
+        <w:rPr>
+          <w:rFonts w:ascii="Times New Roman" w:hAnsi="Times New Roman" w:cs="Times New Roman"/>
+          <w:b/>
+          <w:sz w:val="26"/>
+          <w:szCs w:val="26"/>
+          <w:lang w:val="vi-VN"/>
         </w:rPr>
       </w:pPr>
       <w:r>
@@ -944,6 +927,88 @@
                     <a:xfrm>
                       <a:off x="0" y="0"/>
                       <a:ext cx="5943600" cy="3020060"/>
+                    </a:xfrm>
+                    <a:prstGeom prst="rect">
+                      <a:avLst/>
+                    </a:prstGeom>
+                  </pic:spPr>
+                </pic:pic>
+              </a:graphicData>
+            </a:graphic>
+          </wp:inline>
+        </w:drawing>
+      </w:r>
+    </w:p>
+    <w:p>
+      <w:pPr>
+        <w:rPr>
+          <w:rFonts w:ascii="Times New Roman" w:hAnsi="Times New Roman" w:cs="Times New Roman"/>
+          <w:b/>
+          <w:sz w:val="26"/>
+          <w:szCs w:val="26"/>
+          <w:lang w:val="vi-VN"/>
+        </w:rPr>
+      </w:pPr>
+      <w:r>
+        <w:rPr>
+          <w:rFonts w:ascii="Times New Roman" w:hAnsi="Times New Roman" w:cs="Times New Roman"/>
+          <w:b/>
+          <w:sz w:val="26"/>
+          <w:szCs w:val="26"/>
+          <w:lang w:val="vi-VN"/>
+        </w:rPr>
+        <w:lastRenderedPageBreak/>
+        <w:t>Bài 3:</w:t>
+      </w:r>
+    </w:p>
+    <w:p>
+      <w:pPr>
+        <w:rPr>
+          <w:rFonts w:ascii="Times New Roman" w:hAnsi="Times New Roman" w:cs="Times New Roman"/>
+          <w:b/>
+          <w:sz w:val="26"/>
+          <w:szCs w:val="26"/>
+        </w:rPr>
+      </w:pPr>
+      <w:r>
+        <w:rPr>
+          <w:rFonts w:ascii="Times New Roman" w:hAnsi="Times New Roman" w:cs="Times New Roman"/>
+          <w:b/>
+          <w:noProof/>
+          <w:sz w:val="26"/>
+          <w:szCs w:val="26"/>
+        </w:rPr>
+        <w:drawing>
+          <wp:inline distT="0" distB="0" distL="0" distR="0" wp14:anchorId="1BEE21D5" wp14:editId="3FCE5877">
+            <wp:extent cx="5943600" cy="1996440"/>
+            <wp:effectExtent l="0" t="0" r="0" b="3810"/>
+            <wp:docPr id="210744116" name="Picture 1"/>
+            <wp:cNvGraphicFramePr>
+              <a:graphicFrameLocks xmlns:a="http://schemas.openxmlformats.org/drawingml/2006/main" noChangeAspect="1"/>
+            </wp:cNvGraphicFramePr>
+            <a:graphic xmlns:a="http://schemas.openxmlformats.org/drawingml/2006/main">
+              <a:graphicData uri="http://schemas.openxmlformats.org/drawingml/2006/picture">
+                <pic:pic xmlns:pic="http://schemas.openxmlformats.org/drawingml/2006/picture">
+                  <pic:nvPicPr>
+                    <pic:cNvPr id="210744116" name="Picture 210744116"/>
+                    <pic:cNvPicPr/>
+                  </pic:nvPicPr>
+                  <pic:blipFill>
+                    <a:blip r:embed="rId16">
+                      <a:extLst>
+                        <a:ext uri="{28A0092B-C50C-407E-A947-70E740481C1C}">
+                          <a14:useLocalDpi xmlns:a14="http://schemas.microsoft.com/office/drawing/2010/main" val="0"/>
+                        </a:ext>
+                      </a:extLst>
+                    </a:blip>
+                    <a:stretch>
+                      <a:fillRect/>
+                    </a:stretch>
+                  </pic:blipFill>
+                  <pic:spPr>
+                    <a:xfrm>
+                      <a:off x="0" y="0"/>
+                      <a:ext cx="5943600" cy="1996440"/>
                     </a:xfrm>
                     <a:prstGeom prst="rect">
                       <a:avLst/>
